--- a/Устав/_документы/Резолюция ВП об утверждении Стратегии на 2026–2035 годы.docx
+++ b/Устав/_документы/Резолюция ВП об утверждении Стратегии на 2026–2035 годы.docx
@@ -207,7 +207,7 @@
           <w:szCs w:val="24"/>
           <w:lang w:val="en-US"/>
         </w:rPr>
-        <w:t>I, Yerlan Nyssanbayev, as appointed Supreme Guardian of Central Asia Climate Foundation. The Foundation incorporated under the applicable regulations and rules of the Astana International Financial Centre (the AIFC), having its registered address at 010000, Astana, Esil district, 11/1 Mangilik Yel ave., (hereinafter – the Foundation), pursuant to subparagraph a) of paragraph 3.2 of Central Asia Climate Foundation's By-laws, adopted by the Resolution №2 dated March 24, 2024, having considered the decision of the Management Council of 30 July 2026 (Minutes № 12) and the memorandum of the Chief Executive Officer dated 30 July 2026, do hereby:</w:t>
+        <w:t xml:space="preserve">I, Yerlan Nyssanbayev, as appointed Supreme Guardian of Central Asia Climate Foundation. The Foundation incorporated under the applicable regulations and rules of the Astana International Financial Centre (the AIFC), having its registered address at 010000, Astana, Esil district, 11/1 Mangilik Yel ave., (hereinafter – the Foundation), pursuant to subparagraph a) of paragraph 3.2 of Central Asia Climate Foundation's By-laws, adopted by the Resolution №2 dated March 24, 2024, having considered the decision of the Management Council of 30 October 2026 (Minutes № 12) and the memorandum of the Chief Executive Officer dated «___» October 2026, do hereby:</w:t>
       </w:r>
     </w:p>
     <w:p>
@@ -560,7 +560,7 @@
           <w:sz w:val="24"/>
           <w:szCs w:val="24"/>
         </w:rPr>
-        <w:t>Я, Ерлан Нысанбаев, назначенный Верховный попечитель Центрально-Азиатского Климатического Фонда. Фонд, созданный в соответствии с действующими положениями и правилами Международного финансового центра «Астана» (далее – МФЦА), имеющего зарегистрированный адрес: 010000, г. Астана, район Есиль, д. 11/1, пр. Мангилик Ел, (далее – Фонд), в соответствии с подпунктом а) пункта 3.2 Положения Центрально-Азиатского климатического фонда, утвержденного Резолюцией №2 от 24 марта 2024 года, рассмотрев решение Управляющего совета от 30 июля 2026 года (протокол № 12) и служебную записку Главного исполнительного директора от 30 июля 2026 года, настоящим:</w:t>
+        <w:t xml:space="preserve">Я, Ерлан Нысанбаев, назначенный Верховный попечитель Центрально-Азиатского Климатического Фонда. Фонд, созданный в соответствии с действующими положениями и правилами Международного финансового центра «Астана» (далее – МФЦА), имеющего зарегистрированный адрес: 010000, г. Астана, район Есиль, д. 11/1, пр. Мангилик Ел, (далее – Фонд), в соответствии с подпунктом а) пункта 3.2 Положения Центрально-Азиатского климатического фонда, утвержденного Резолюцией №2 от 24 марта 2024 года, рассмотрев решение Управляющего совета от 30 октября 2026 года (протокол № 12) и служебную записку Главного исполнительного директора от «___» октября 2026 года, настоящим:</w:t>
       </w:r>
     </w:p>
     <w:p>
